--- a/diploma/documents/ВКР/примеры/Пример ВКР - Сбитяков Виктор.docx
+++ b/diploma/documents/ВКР/примеры/Пример ВКР - Сбитяков Виктор.docx
@@ -1,6 +1,6 @@
 
 <file path=word/document.xml><?xml version="1.0" encoding="utf-8"?>
-<w:document xmlns:wpc="http://schemas.microsoft.com/office/word/2010/wordprocessingCanvas" xmlns:cx="http://schemas.microsoft.com/office/drawing/2014/chartex" xmlns:cx1="http://schemas.microsoft.com/office/drawing/2015/9/8/chartex" xmlns:cx2="http://schemas.microsoft.com/office/drawing/2015/10/21/chartex" xmlns:cx3="http://schemas.microsoft.com/office/drawing/2016/5/9/chartex" xmlns:cx4="http://schemas.microsoft.com/office/drawing/2016/5/10/chartex" xmlns:cx5="http://schemas.microsoft.com/office/drawing/2016/5/11/chartex" xmlns:cx6="http://schemas.microsoft.com/office/drawing/2016/5/12/chartex" xmlns:cx7="http://schemas.microsoft.com/office/drawing/2016/5/13/chartex" xmlns:cx8="http://schemas.microsoft.com/office/drawing/2016/5/14/chartex" xmlns:mc="http://schemas.openxmlformats.org/markup-compatibility/2006" xmlns:aink="http://schemas.microsoft.com/office/drawing/2016/ink" xmlns:am3d="http://schemas.microsoft.com/office/drawing/2017/model3d" xmlns:o="urn:schemas-microsoft-com:office:office" xmlns:oel="http://schemas.microsoft.com/office/2019/extlst" xmlns:r="http://schemas.openxmlformats.org/officeDocument/2006/relationships" xmlns:m="http://schemas.openxmlformats.org/officeDocument/2006/math" xmlns:v="urn:schemas-microsoft-com:vml" xmlns:wp14="http://schemas.microsoft.com/office/word/2010/wordprocessingDrawing" xmlns:wp="http://schemas.openxmlformats.org/drawingml/2006/wordprocessingDrawing" xmlns:w10="urn:schemas-microsoft-com:office:word" xmlns:w="http://schemas.openxmlformats.org/wordprocessingml/2006/main" xmlns:w14="http://schemas.microsoft.com/office/word/2010/wordml" xmlns:w15="http://schemas.microsoft.com/office/word/2012/wordml" xmlns:w16cex="http://schemas.microsoft.com/office/word/2018/wordml/cex" xmlns:w16cid="http://schemas.microsoft.com/office/word/2016/wordml/cid" xmlns:w16="http://schemas.microsoft.com/office/word/2018/wordml" xmlns:w16du="http://schemas.microsoft.com/office/word/2023/wordml/word16du" xmlns:w16sdtdh="http://schemas.microsoft.com/office/word/2020/wordml/sdtdatahash" xmlns:w16sdtfl="http://schemas.microsoft.com/office/word/2024/wordml/sdtformatlock" xmlns:w16se="http://schemas.microsoft.com/office/word/2015/wordml/symex" xmlns:wpg="http://schemas.microsoft.com/office/word/2010/wordprocessingGroup" xmlns:wpi="http://schemas.microsoft.com/office/word/2010/wordprocessingInk" xmlns:wne="http://schemas.microsoft.com/office/word/2006/wordml" xmlns:wps="http://schemas.microsoft.com/office/word/2010/wordprocessingShape" mc:Ignorable="w14 w15 w16se w16cid w16 w16cex w16sdtdh w16sdtfl w16du wp14">
+<w:document xmlns:wpc="http://schemas.microsoft.com/office/word/2010/wordprocessingCanvas" xmlns:cx="http://schemas.microsoft.com/office/drawing/2014/chartex" xmlns:cx1="http://schemas.microsoft.com/office/drawing/2015/9/8/chartex" xmlns:cx2="http://schemas.microsoft.com/office/drawing/2015/10/21/chartex" xmlns:cx3="http://schemas.microsoft.com/office/drawing/2016/5/9/chartex" xmlns:cx4="http://schemas.microsoft.com/office/drawing/2016/5/10/chartex" xmlns:cx5="http://schemas.microsoft.com/office/drawing/2016/5/11/chartex" xmlns:cx6="http://schemas.microsoft.com/office/drawing/2016/5/12/chartex" xmlns:cx7="http://schemas.microsoft.com/office/drawing/2016/5/13/chartex" xmlns:cx8="http://schemas.microsoft.com/office/drawing/2016/5/14/chartex" xmlns:mc="http://schemas.openxmlformats.org/markup-compatibility/2006" xmlns:aink="http://schemas.microsoft.com/office/drawing/2016/ink" xmlns:am3d="http://schemas.microsoft.com/office/drawing/2017/model3d" xmlns:o="urn:schemas-microsoft-com:office:office" xmlns:oel="http://schemas.microsoft.com/office/2019/extlst" xmlns:r="http://schemas.openxmlformats.org/officeDocument/2006/relationships" xmlns:m="http://schemas.openxmlformats.org/officeDocument/2006/math" xmlns:v="urn:schemas-microsoft-com:vml" xmlns:wp14="http://schemas.microsoft.com/office/word/2010/wordprocessingDrawing" xmlns:wp="http://schemas.openxmlformats.org/drawingml/2006/wordprocessingDrawing" xmlns:w10="urn:schemas-microsoft-com:office:word" xmlns:w="http://schemas.openxmlformats.org/wordprocessingml/2006/main" xmlns:w14="http://schemas.microsoft.com/office/word/2010/wordml" xmlns:w15="http://schemas.microsoft.com/office/word/2012/wordml" xmlns:w16cex="http://schemas.microsoft.com/office/word/2018/wordml/cex" xmlns:w16cid="http://schemas.microsoft.com/office/word/2016/wordml/cid" xmlns:w16="http://schemas.microsoft.com/office/word/2018/wordml" xmlns:w16sdtdh="http://schemas.microsoft.com/office/word/2020/wordml/sdtdatahash" xmlns:w16se="http://schemas.microsoft.com/office/word/2015/wordml/symex" xmlns:wpg="http://schemas.microsoft.com/office/word/2010/wordprocessingGroup" xmlns:wpi="http://schemas.microsoft.com/office/word/2010/wordprocessingInk" xmlns:wne="http://schemas.microsoft.com/office/word/2006/wordml" xmlns:wps="http://schemas.microsoft.com/office/word/2010/wordprocessingShape" mc:Ignorable="w14 w15 w16se w16cid w16 w16cex w16sdtdh wp14">
   <w:body>
     <w:p>
       <w:pPr>
@@ -709,7 +709,6 @@
                 <w14:ligatures w14:val="none"/>
               </w:rPr>
             </w:pPr>
-            <w:proofErr w:type="spellStart"/>
             <w:r>
               <w:rPr>
                 <w:rFonts w:eastAsia="Times New Roman" w:cs="Times New Roman"/>
@@ -719,19 +718,7 @@
                 <w:lang w:eastAsia="ru-RU"/>
                 <w14:ligatures w14:val="none"/>
               </w:rPr>
-              <w:t>Пальчунов</w:t>
-            </w:r>
-            <w:proofErr w:type="spellEnd"/>
-            <w:r>
-              <w:rPr>
-                <w:rFonts w:eastAsia="Times New Roman" w:cs="Times New Roman"/>
-                <w:kern w:val="0"/>
-                <w:sz w:val="24"/>
-                <w:szCs w:val="24"/>
-                <w:lang w:eastAsia="ru-RU"/>
-                <w14:ligatures w14:val="none"/>
-              </w:rPr>
-              <w:t xml:space="preserve"> Д.Е. /……</w:t>
+              <w:t>Пальчунов Д.Е. /……</w:t>
             </w:r>
             <w:proofErr w:type="gramStart"/>
             <w:r>
@@ -1869,31 +1856,7 @@
                 <w:lang w:eastAsia="ru-RU"/>
                 <w14:ligatures w14:val="none"/>
               </w:rPr>
-              <w:t xml:space="preserve">Зав. кафедрой </w:t>
-            </w:r>
-            <w:proofErr w:type="spellStart"/>
-            <w:r>
-              <w:rPr>
-                <w:rFonts w:eastAsia="Times New Roman" w:cs="Times New Roman"/>
-                <w:kern w:val="0"/>
-                <w:sz w:val="24"/>
-                <w:szCs w:val="24"/>
-                <w:lang w:eastAsia="ru-RU"/>
-                <w14:ligatures w14:val="none"/>
-              </w:rPr>
-              <w:t>Пальчунов</w:t>
-            </w:r>
-            <w:proofErr w:type="spellEnd"/>
-            <w:r>
-              <w:rPr>
-                <w:rFonts w:eastAsia="Times New Roman" w:cs="Times New Roman"/>
-                <w:kern w:val="0"/>
-                <w:sz w:val="24"/>
-                <w:szCs w:val="24"/>
-                <w:lang w:eastAsia="ru-RU"/>
-                <w14:ligatures w14:val="none"/>
-              </w:rPr>
-              <w:t xml:space="preserve"> Д.Е.</w:t>
+              <w:t>Зав. кафедрой Пальчунов Д.Е.</w:t>
             </w:r>
           </w:p>
           <w:p>
@@ -14225,6 +14188,7 @@
           <w:rFonts w:cs="Times New Roman"/>
           <w:b/>
           <w:bCs/>
+          <w:noProof/>
           <w:szCs w:val="28"/>
         </w:rPr>
         <w:drawing>
@@ -16551,21 +16515,28 @@
         <w:t xml:space="preserve"> FROM metrics m JOIN employees e ON </w:t>
       </w:r>
       <w:proofErr w:type="spellStart"/>
-      <w:proofErr w:type="gramStart"/>
       <w:r>
         <w:rPr>
           <w:szCs w:val="28"/>
           <w:lang w:val="en-US"/>
         </w:rPr>
-        <w:t>m.employee</w:t>
-      </w:r>
-      <w:proofErr w:type="gramEnd"/>
+        <w:t>m.employee_id</w:t>
+      </w:r>
+      <w:proofErr w:type="spellEnd"/>
       <w:r>
         <w:rPr>
           <w:szCs w:val="28"/>
           <w:lang w:val="en-US"/>
         </w:rPr>
-        <w:t>_id</w:t>
+        <w:t xml:space="preserve"> = e.id WHERE </w:t>
+      </w:r>
+      <w:proofErr w:type="spellStart"/>
+      <w:r>
+        <w:rPr>
+          <w:szCs w:val="28"/>
+          <w:lang w:val="en-US"/>
+        </w:rPr>
+        <w:t>m.metric_type_id</w:t>
       </w:r>
       <w:proofErr w:type="spellEnd"/>
       <w:r>
@@ -16573,24 +16544,31 @@
           <w:szCs w:val="28"/>
           <w:lang w:val="en-US"/>
         </w:rPr>
-        <w:t xml:space="preserve"> = e.id WHERE </w:t>
+        <w:t xml:space="preserve"> = 3 AND </w:t>
       </w:r>
       <w:proofErr w:type="spellStart"/>
-      <w:proofErr w:type="gramStart"/>
       <w:r>
         <w:rPr>
           <w:szCs w:val="28"/>
           <w:lang w:val="en-US"/>
         </w:rPr>
-        <w:t>m.metric</w:t>
-      </w:r>
-      <w:proofErr w:type="gramEnd"/>
+        <w:t>m.metric_value</w:t>
+      </w:r>
+      <w:proofErr w:type="spellEnd"/>
       <w:r>
         <w:rPr>
           <w:szCs w:val="28"/>
           <w:lang w:val="en-US"/>
         </w:rPr>
-        <w:t>_type_id</w:t>
+        <w:t xml:space="preserve"> &lt; 5 AND </w:t>
+      </w:r>
+      <w:proofErr w:type="spellStart"/>
+      <w:r>
+        <w:rPr>
+          <w:szCs w:val="28"/>
+          <w:lang w:val="en-US"/>
+        </w:rPr>
+        <w:t>m.timestamp</w:t>
       </w:r>
       <w:proofErr w:type="spellEnd"/>
       <w:r>
@@ -16598,66 +16576,7 @@
           <w:szCs w:val="28"/>
           <w:lang w:val="en-US"/>
         </w:rPr>
-        <w:t xml:space="preserve"> = 3 AND </w:t>
-      </w:r>
-      <w:proofErr w:type="spellStart"/>
-      <w:proofErr w:type="gramStart"/>
-      <w:r>
-        <w:rPr>
-          <w:szCs w:val="28"/>
-          <w:lang w:val="en-US"/>
-        </w:rPr>
-        <w:t>m.metric</w:t>
-      </w:r>
-      <w:proofErr w:type="gramEnd"/>
-      <w:r>
-        <w:rPr>
-          <w:szCs w:val="28"/>
-          <w:lang w:val="en-US"/>
-        </w:rPr>
-        <w:t>_value</w:t>
-      </w:r>
-      <w:proofErr w:type="spellEnd"/>
-      <w:r>
-        <w:rPr>
-          <w:szCs w:val="28"/>
-          <w:lang w:val="en-US"/>
-        </w:rPr>
-        <w:t xml:space="preserve"> &lt; 5 AND </w:t>
-      </w:r>
-      <w:proofErr w:type="spellStart"/>
-      <w:proofErr w:type="gramStart"/>
-      <w:r>
-        <w:rPr>
-          <w:szCs w:val="28"/>
-          <w:lang w:val="en-US"/>
-        </w:rPr>
-        <w:t>m.timestamp</w:t>
-      </w:r>
-      <w:proofErr w:type="spellEnd"/>
-      <w:proofErr w:type="gramEnd"/>
-      <w:r>
-        <w:rPr>
-          <w:szCs w:val="28"/>
-          <w:lang w:val="en-US"/>
-        </w:rPr>
-        <w:t xml:space="preserve"> &gt;= </w:t>
-      </w:r>
-      <w:proofErr w:type="gramStart"/>
-      <w:r>
-        <w:rPr>
-          <w:szCs w:val="28"/>
-          <w:lang w:val="en-US"/>
-        </w:rPr>
-        <w:t>NOW(</w:t>
-      </w:r>
-      <w:proofErr w:type="gramEnd"/>
-      <w:r>
-        <w:rPr>
-          <w:szCs w:val="28"/>
-          <w:lang w:val="en-US"/>
-        </w:rPr>
-        <w:t>) - INTERVAL '1 day'</w:t>
+        <w:t xml:space="preserve"> &gt;= NOW() - INTERVAL '1 day'</w:t>
       </w:r>
     </w:p>
     <w:p>
@@ -20515,7 +20434,23 @@
           <w:rFonts w:cs="Times New Roman"/>
           <w:szCs w:val="28"/>
         </w:rPr>
-        <w:t xml:space="preserve">построения кастомных </w:t>
+        <w:t xml:space="preserve">построения </w:t>
+      </w:r>
+      <w:proofErr w:type="spellStart"/>
+      <w:r>
+        <w:rPr>
+          <w:rFonts w:cs="Times New Roman"/>
+          <w:szCs w:val="28"/>
+        </w:rPr>
+        <w:t>кастомных</w:t>
+      </w:r>
+      <w:proofErr w:type="spellEnd"/>
+      <w:r>
+        <w:rPr>
+          <w:rFonts w:cs="Times New Roman"/>
+          <w:szCs w:val="28"/>
+        </w:rPr>
+        <w:t xml:space="preserve"> </w:t>
       </w:r>
       <w:proofErr w:type="spellStart"/>
       <w:r>
@@ -20928,7 +20863,6 @@
         <w:t xml:space="preserve"> + </w:t>
       </w:r>
       <w:proofErr w:type="spellStart"/>
-      <w:proofErr w:type="gramStart"/>
       <w:r>
         <w:rPr>
           <w:b/>
@@ -20938,7 +20872,6 @@
         <w:t>foaf:Person</w:t>
       </w:r>
       <w:proofErr w:type="spellEnd"/>
-      <w:proofErr w:type="gramEnd"/>
       <w:r>
         <w:rPr>
           <w:szCs w:val="28"/>
@@ -22253,21 +22186,7 @@
           <w:rFonts w:cs="Times New Roman"/>
           <w:szCs w:val="28"/>
         </w:rPr>
-        <w:t xml:space="preserve"> </w:t>
-      </w:r>
-      <w:r>
-        <w:rPr>
-          <w:rFonts w:cs="Times New Roman"/>
-          <w:szCs w:val="28"/>
-        </w:rPr>
-        <w:t>[15]</w:t>
-      </w:r>
-      <w:r>
-        <w:rPr>
-          <w:rFonts w:cs="Times New Roman"/>
-          <w:szCs w:val="28"/>
-        </w:rPr>
-        <w:t>.</w:t>
+        <w:t xml:space="preserve"> [15].</w:t>
       </w:r>
       <w:r>
         <w:rPr>
@@ -27511,15 +27430,7 @@
       </w:r>
       <w:proofErr w:type="gramEnd"/>
       <w:r>
-        <w:t>__</w:t>
-      </w:r>
-      <w:proofErr w:type="gramStart"/>
-      <w:r>
-        <w:t>_ »</w:t>
-      </w:r>
-      <w:proofErr w:type="gramEnd"/>
-      <w:r>
-        <w:t>___________20</w:t>
+        <w:t>___ »___________20</w:t>
       </w:r>
       <w:r>
         <w:t xml:space="preserve">25 </w:t>
@@ -28733,7 +28644,7 @@
 </file>
 
 <file path=word/endnotes.xml><?xml version="1.0" encoding="utf-8"?>
-<w:endnotes xmlns:wpc="http://schemas.microsoft.com/office/word/2010/wordprocessingCanvas" xmlns:cx="http://schemas.microsoft.com/office/drawing/2014/chartex" xmlns:cx1="http://schemas.microsoft.com/office/drawing/2015/9/8/chartex" xmlns:cx2="http://schemas.microsoft.com/office/drawing/2015/10/21/chartex" xmlns:cx3="http://schemas.microsoft.com/office/drawing/2016/5/9/chartex" xmlns:cx4="http://schemas.microsoft.com/office/drawing/2016/5/10/chartex" xmlns:cx5="http://schemas.microsoft.com/office/drawing/2016/5/11/chartex" xmlns:cx6="http://schemas.microsoft.com/office/drawing/2016/5/12/chartex" xmlns:cx7="http://schemas.microsoft.com/office/drawing/2016/5/13/chartex" xmlns:cx8="http://schemas.microsoft.com/office/drawing/2016/5/14/chartex" xmlns:mc="http://schemas.openxmlformats.org/markup-compatibility/2006" xmlns:aink="http://schemas.microsoft.com/office/drawing/2016/ink" xmlns:am3d="http://schemas.microsoft.com/office/drawing/2017/model3d" xmlns:o="urn:schemas-microsoft-com:office:office" xmlns:oel="http://schemas.microsoft.com/office/2019/extlst" xmlns:r="http://schemas.openxmlformats.org/officeDocument/2006/relationships" xmlns:m="http://schemas.openxmlformats.org/officeDocument/2006/math" xmlns:v="urn:schemas-microsoft-com:vml" xmlns:wp14="http://schemas.microsoft.com/office/word/2010/wordprocessingDrawing" xmlns:wp="http://schemas.openxmlformats.org/drawingml/2006/wordprocessingDrawing" xmlns:w10="urn:schemas-microsoft-com:office:word" xmlns:w="http://schemas.openxmlformats.org/wordprocessingml/2006/main" xmlns:w14="http://schemas.microsoft.com/office/word/2010/wordml" xmlns:w15="http://schemas.microsoft.com/office/word/2012/wordml" xmlns:w16cex="http://schemas.microsoft.com/office/word/2018/wordml/cex" xmlns:w16cid="http://schemas.microsoft.com/office/word/2016/wordml/cid" xmlns:w16="http://schemas.microsoft.com/office/word/2018/wordml" xmlns:w16du="http://schemas.microsoft.com/office/word/2023/wordml/word16du" xmlns:w16sdtdh="http://schemas.microsoft.com/office/word/2020/wordml/sdtdatahash" xmlns:w16sdtfl="http://schemas.microsoft.com/office/word/2024/wordml/sdtformatlock" xmlns:w16se="http://schemas.microsoft.com/office/word/2015/wordml/symex" xmlns:wpg="http://schemas.microsoft.com/office/word/2010/wordprocessingGroup" xmlns:wpi="http://schemas.microsoft.com/office/word/2010/wordprocessingInk" xmlns:wne="http://schemas.microsoft.com/office/word/2006/wordml" xmlns:wps="http://schemas.microsoft.com/office/word/2010/wordprocessingShape" mc:Ignorable="w14 w15 w16se w16cid w16 w16cex w16sdtdh w16sdtfl w16du wp14">
+<w:endnotes xmlns:wpc="http://schemas.microsoft.com/office/word/2010/wordprocessingCanvas" xmlns:cx="http://schemas.microsoft.com/office/drawing/2014/chartex" xmlns:cx1="http://schemas.microsoft.com/office/drawing/2015/9/8/chartex" xmlns:cx2="http://schemas.microsoft.com/office/drawing/2015/10/21/chartex" xmlns:cx3="http://schemas.microsoft.com/office/drawing/2016/5/9/chartex" xmlns:cx4="http://schemas.microsoft.com/office/drawing/2016/5/10/chartex" xmlns:cx5="http://schemas.microsoft.com/office/drawing/2016/5/11/chartex" xmlns:cx6="http://schemas.microsoft.com/office/drawing/2016/5/12/chartex" xmlns:cx7="http://schemas.microsoft.com/office/drawing/2016/5/13/chartex" xmlns:cx8="http://schemas.microsoft.com/office/drawing/2016/5/14/chartex" xmlns:mc="http://schemas.openxmlformats.org/markup-compatibility/2006" xmlns:aink="http://schemas.microsoft.com/office/drawing/2016/ink" xmlns:am3d="http://schemas.microsoft.com/office/drawing/2017/model3d" xmlns:o="urn:schemas-microsoft-com:office:office" xmlns:oel="http://schemas.microsoft.com/office/2019/extlst" xmlns:r="http://schemas.openxmlformats.org/officeDocument/2006/relationships" xmlns:m="http://schemas.openxmlformats.org/officeDocument/2006/math" xmlns:v="urn:schemas-microsoft-com:vml" xmlns:wp14="http://schemas.microsoft.com/office/word/2010/wordprocessingDrawing" xmlns:wp="http://schemas.openxmlformats.org/drawingml/2006/wordprocessingDrawing" xmlns:w10="urn:schemas-microsoft-com:office:word" xmlns:w="http://schemas.openxmlformats.org/wordprocessingml/2006/main" xmlns:w14="http://schemas.microsoft.com/office/word/2010/wordml" xmlns:w15="http://schemas.microsoft.com/office/word/2012/wordml" xmlns:w16cex="http://schemas.microsoft.com/office/word/2018/wordml/cex" xmlns:w16cid="http://schemas.microsoft.com/office/word/2016/wordml/cid" xmlns:w16="http://schemas.microsoft.com/office/word/2018/wordml" xmlns:w16sdtdh="http://schemas.microsoft.com/office/word/2020/wordml/sdtdatahash" xmlns:w16se="http://schemas.microsoft.com/office/word/2015/wordml/symex" xmlns:wpg="http://schemas.microsoft.com/office/word/2010/wordprocessingGroup" xmlns:wpi="http://schemas.microsoft.com/office/word/2010/wordprocessingInk" xmlns:wne="http://schemas.microsoft.com/office/word/2006/wordml" xmlns:wps="http://schemas.microsoft.com/office/word/2010/wordprocessingShape" mc:Ignorable="w14 w15 w16se w16cid w16 w16cex w16sdtdh wp14">
   <w:endnote w:type="separator" w:id="-1">
     <w:p>
       <w:pPr>
@@ -28758,7 +28669,7 @@
 </file>
 
 <file path=word/footer1.xml><?xml version="1.0" encoding="utf-8"?>
-<w:ftr xmlns:wpc="http://schemas.microsoft.com/office/word/2010/wordprocessingCanvas" xmlns:cx="http://schemas.microsoft.com/office/drawing/2014/chartex" xmlns:cx1="http://schemas.microsoft.com/office/drawing/2015/9/8/chartex" xmlns:cx2="http://schemas.microsoft.com/office/drawing/2015/10/21/chartex" xmlns:cx3="http://schemas.microsoft.com/office/drawing/2016/5/9/chartex" xmlns:cx4="http://schemas.microsoft.com/office/drawing/2016/5/10/chartex" xmlns:cx5="http://schemas.microsoft.com/office/drawing/2016/5/11/chartex" xmlns:cx6="http://schemas.microsoft.com/office/drawing/2016/5/12/chartex" xmlns:cx7="http://schemas.microsoft.com/office/drawing/2016/5/13/chartex" xmlns:cx8="http://schemas.microsoft.com/office/drawing/2016/5/14/chartex" xmlns:mc="http://schemas.openxmlformats.org/markup-compatibility/2006" xmlns:aink="http://schemas.microsoft.com/office/drawing/2016/ink" xmlns:am3d="http://schemas.microsoft.com/office/drawing/2017/model3d" xmlns:o="urn:schemas-microsoft-com:office:office" xmlns:oel="http://schemas.microsoft.com/office/2019/extlst" xmlns:r="http://schemas.openxmlformats.org/officeDocument/2006/relationships" xmlns:m="http://schemas.openxmlformats.org/officeDocument/2006/math" xmlns:v="urn:schemas-microsoft-com:vml" xmlns:wp14="http://schemas.microsoft.com/office/word/2010/wordprocessingDrawing" xmlns:wp="http://schemas.openxmlformats.org/drawingml/2006/wordprocessingDrawing" xmlns:w10="urn:schemas-microsoft-com:office:word" xmlns:w="http://schemas.openxmlformats.org/wordprocessingml/2006/main" xmlns:w14="http://schemas.microsoft.com/office/word/2010/wordml" xmlns:w15="http://schemas.microsoft.com/office/word/2012/wordml" xmlns:w16cex="http://schemas.microsoft.com/office/word/2018/wordml/cex" xmlns:w16cid="http://schemas.microsoft.com/office/word/2016/wordml/cid" xmlns:w16="http://schemas.microsoft.com/office/word/2018/wordml" xmlns:w16du="http://schemas.microsoft.com/office/word/2023/wordml/word16du" xmlns:w16sdtdh="http://schemas.microsoft.com/office/word/2020/wordml/sdtdatahash" xmlns:w16sdtfl="http://schemas.microsoft.com/office/word/2024/wordml/sdtformatlock" xmlns:w16se="http://schemas.microsoft.com/office/word/2015/wordml/symex" xmlns:wpg="http://schemas.microsoft.com/office/word/2010/wordprocessingGroup" xmlns:wpi="http://schemas.microsoft.com/office/word/2010/wordprocessingInk" xmlns:wne="http://schemas.microsoft.com/office/word/2006/wordml" xmlns:wps="http://schemas.microsoft.com/office/word/2010/wordprocessingShape" mc:Ignorable="w14 w15 w16se w16cid w16 w16cex w16sdtdh w16sdtfl w16du wp14">
+<w:ftr xmlns:wpc="http://schemas.microsoft.com/office/word/2010/wordprocessingCanvas" xmlns:cx="http://schemas.microsoft.com/office/drawing/2014/chartex" xmlns:cx1="http://schemas.microsoft.com/office/drawing/2015/9/8/chartex" xmlns:cx2="http://schemas.microsoft.com/office/drawing/2015/10/21/chartex" xmlns:cx3="http://schemas.microsoft.com/office/drawing/2016/5/9/chartex" xmlns:cx4="http://schemas.microsoft.com/office/drawing/2016/5/10/chartex" xmlns:cx5="http://schemas.microsoft.com/office/drawing/2016/5/11/chartex" xmlns:cx6="http://schemas.microsoft.com/office/drawing/2016/5/12/chartex" xmlns:cx7="http://schemas.microsoft.com/office/drawing/2016/5/13/chartex" xmlns:cx8="http://schemas.microsoft.com/office/drawing/2016/5/14/chartex" xmlns:mc="http://schemas.openxmlformats.org/markup-compatibility/2006" xmlns:aink="http://schemas.microsoft.com/office/drawing/2016/ink" xmlns:am3d="http://schemas.microsoft.com/office/drawing/2017/model3d" xmlns:o="urn:schemas-microsoft-com:office:office" xmlns:oel="http://schemas.microsoft.com/office/2019/extlst" xmlns:r="http://schemas.openxmlformats.org/officeDocument/2006/relationships" xmlns:m="http://schemas.openxmlformats.org/officeDocument/2006/math" xmlns:v="urn:schemas-microsoft-com:vml" xmlns:wp14="http://schemas.microsoft.com/office/word/2010/wordprocessingDrawing" xmlns:wp="http://schemas.openxmlformats.org/drawingml/2006/wordprocessingDrawing" xmlns:w10="urn:schemas-microsoft-com:office:word" xmlns:w="http://schemas.openxmlformats.org/wordprocessingml/2006/main" xmlns:w14="http://schemas.microsoft.com/office/word/2010/wordml" xmlns:w15="http://schemas.microsoft.com/office/word/2012/wordml" xmlns:w16cex="http://schemas.microsoft.com/office/word/2018/wordml/cex" xmlns:w16cid="http://schemas.microsoft.com/office/word/2016/wordml/cid" xmlns:w16="http://schemas.microsoft.com/office/word/2018/wordml" xmlns:w16sdtdh="http://schemas.microsoft.com/office/word/2020/wordml/sdtdatahash" xmlns:w16se="http://schemas.microsoft.com/office/word/2015/wordml/symex" xmlns:wpg="http://schemas.microsoft.com/office/word/2010/wordprocessingGroup" xmlns:wpi="http://schemas.microsoft.com/office/word/2010/wordprocessingInk" xmlns:wne="http://schemas.microsoft.com/office/word/2006/wordml" xmlns:wps="http://schemas.microsoft.com/office/word/2010/wordprocessingShape" mc:Ignorable="w14 w15 w16se w16cid w16 w16cex w16sdtdh wp14">
   <w:sdt>
     <w:sdtPr>
       <w:id w:val="2085329254"/>
@@ -28800,7 +28711,7 @@
 </file>
 
 <file path=word/footnotes.xml><?xml version="1.0" encoding="utf-8"?>
-<w:footnotes xmlns:wpc="http://schemas.microsoft.com/office/word/2010/wordprocessingCanvas" xmlns:cx="http://schemas.microsoft.com/office/drawing/2014/chartex" xmlns:cx1="http://schemas.microsoft.com/office/drawing/2015/9/8/chartex" xmlns:cx2="http://schemas.microsoft.com/office/drawing/2015/10/21/chartex" xmlns:cx3="http://schemas.microsoft.com/office/drawing/2016/5/9/chartex" xmlns:cx4="http://schemas.microsoft.com/office/drawing/2016/5/10/chartex" xmlns:cx5="http://schemas.microsoft.com/office/drawing/2016/5/11/chartex" xmlns:cx6="http://schemas.microsoft.com/office/drawing/2016/5/12/chartex" xmlns:cx7="http://schemas.microsoft.com/office/drawing/2016/5/13/chartex" xmlns:cx8="http://schemas.microsoft.com/office/drawing/2016/5/14/chartex" xmlns:mc="http://schemas.openxmlformats.org/markup-compatibility/2006" xmlns:aink="http://schemas.microsoft.com/office/drawing/2016/ink" xmlns:am3d="http://schemas.microsoft.com/office/drawing/2017/model3d" xmlns:o="urn:schemas-microsoft-com:office:office" xmlns:oel="http://schemas.microsoft.com/office/2019/extlst" xmlns:r="http://schemas.openxmlformats.org/officeDocument/2006/relationships" xmlns:m="http://schemas.openxmlformats.org/officeDocument/2006/math" xmlns:v="urn:schemas-microsoft-com:vml" xmlns:wp14="http://schemas.microsoft.com/office/word/2010/wordprocessingDrawing" xmlns:wp="http://schemas.openxmlformats.org/drawingml/2006/wordprocessingDrawing" xmlns:w10="urn:schemas-microsoft-com:office:word" xmlns:w="http://schemas.openxmlformats.org/wordprocessingml/2006/main" xmlns:w14="http://schemas.microsoft.com/office/word/2010/wordml" xmlns:w15="http://schemas.microsoft.com/office/word/2012/wordml" xmlns:w16cex="http://schemas.microsoft.com/office/word/2018/wordml/cex" xmlns:w16cid="http://schemas.microsoft.com/office/word/2016/wordml/cid" xmlns:w16="http://schemas.microsoft.com/office/word/2018/wordml" xmlns:w16du="http://schemas.microsoft.com/office/word/2023/wordml/word16du" xmlns:w16sdtdh="http://schemas.microsoft.com/office/word/2020/wordml/sdtdatahash" xmlns:w16sdtfl="http://schemas.microsoft.com/office/word/2024/wordml/sdtformatlock" xmlns:w16se="http://schemas.microsoft.com/office/word/2015/wordml/symex" xmlns:wpg="http://schemas.microsoft.com/office/word/2010/wordprocessingGroup" xmlns:wpi="http://schemas.microsoft.com/office/word/2010/wordprocessingInk" xmlns:wne="http://schemas.microsoft.com/office/word/2006/wordml" xmlns:wps="http://schemas.microsoft.com/office/word/2010/wordprocessingShape" mc:Ignorable="w14 w15 w16se w16cid w16 w16cex w16sdtdh w16sdtfl w16du wp14">
+<w:footnotes xmlns:wpc="http://schemas.microsoft.com/office/word/2010/wordprocessingCanvas" xmlns:cx="http://schemas.microsoft.com/office/drawing/2014/chartex" xmlns:cx1="http://schemas.microsoft.com/office/drawing/2015/9/8/chartex" xmlns:cx2="http://schemas.microsoft.com/office/drawing/2015/10/21/chartex" xmlns:cx3="http://schemas.microsoft.com/office/drawing/2016/5/9/chartex" xmlns:cx4="http://schemas.microsoft.com/office/drawing/2016/5/10/chartex" xmlns:cx5="http://schemas.microsoft.com/office/drawing/2016/5/11/chartex" xmlns:cx6="http://schemas.microsoft.com/office/drawing/2016/5/12/chartex" xmlns:cx7="http://schemas.microsoft.com/office/drawing/2016/5/13/chartex" xmlns:cx8="http://schemas.microsoft.com/office/drawing/2016/5/14/chartex" xmlns:mc="http://schemas.openxmlformats.org/markup-compatibility/2006" xmlns:aink="http://schemas.microsoft.com/office/drawing/2016/ink" xmlns:am3d="http://schemas.microsoft.com/office/drawing/2017/model3d" xmlns:o="urn:schemas-microsoft-com:office:office" xmlns:oel="http://schemas.microsoft.com/office/2019/extlst" xmlns:r="http://schemas.openxmlformats.org/officeDocument/2006/relationships" xmlns:m="http://schemas.openxmlformats.org/officeDocument/2006/math" xmlns:v="urn:schemas-microsoft-com:vml" xmlns:wp14="http://schemas.microsoft.com/office/word/2010/wordprocessingDrawing" xmlns:wp="http://schemas.openxmlformats.org/drawingml/2006/wordprocessingDrawing" xmlns:w10="urn:schemas-microsoft-com:office:word" xmlns:w="http://schemas.openxmlformats.org/wordprocessingml/2006/main" xmlns:w14="http://schemas.microsoft.com/office/word/2010/wordml" xmlns:w15="http://schemas.microsoft.com/office/word/2012/wordml" xmlns:w16cex="http://schemas.microsoft.com/office/word/2018/wordml/cex" xmlns:w16cid="http://schemas.microsoft.com/office/word/2016/wordml/cid" xmlns:w16="http://schemas.microsoft.com/office/word/2018/wordml" xmlns:w16sdtdh="http://schemas.microsoft.com/office/word/2020/wordml/sdtdatahash" xmlns:w16se="http://schemas.microsoft.com/office/word/2015/wordml/symex" xmlns:wpg="http://schemas.microsoft.com/office/word/2010/wordprocessingGroup" xmlns:wpi="http://schemas.microsoft.com/office/word/2010/wordprocessingInk" xmlns:wne="http://schemas.microsoft.com/office/word/2006/wordml" xmlns:wps="http://schemas.microsoft.com/office/word/2010/wordprocessingShape" mc:Ignorable="w14 w15 w16se w16cid w16 w16cex w16sdtdh wp14">
   <w:footnote w:type="separator" w:id="-1">
     <w:p>
       <w:pPr>
@@ -28825,7 +28736,7 @@
 </file>
 
 <file path=word/numbering.xml><?xml version="1.0" encoding="utf-8"?>
-<w:numbering xmlns:wpc="http://schemas.microsoft.com/office/word/2010/wordprocessingCanvas" xmlns:cx="http://schemas.microsoft.com/office/drawing/2014/chartex" xmlns:cx1="http://schemas.microsoft.com/office/drawing/2015/9/8/chartex" xmlns:cx2="http://schemas.microsoft.com/office/drawing/2015/10/21/chartex" xmlns:cx3="http://schemas.microsoft.com/office/drawing/2016/5/9/chartex" xmlns:cx4="http://schemas.microsoft.com/office/drawing/2016/5/10/chartex" xmlns:cx5="http://schemas.microsoft.com/office/drawing/2016/5/11/chartex" xmlns:cx6="http://schemas.microsoft.com/office/drawing/2016/5/12/chartex" xmlns:cx7="http://schemas.microsoft.com/office/drawing/2016/5/13/chartex" xmlns:cx8="http://schemas.microsoft.com/office/drawing/2016/5/14/chartex" xmlns:mc="http://schemas.openxmlformats.org/markup-compatibility/2006" xmlns:aink="http://schemas.microsoft.com/office/drawing/2016/ink" xmlns:am3d="http://schemas.microsoft.com/office/drawing/2017/model3d" xmlns:o="urn:schemas-microsoft-com:office:office" xmlns:oel="http://schemas.microsoft.com/office/2019/extlst" xmlns:r="http://schemas.openxmlformats.org/officeDocument/2006/relationships" xmlns:m="http://schemas.openxmlformats.org/officeDocument/2006/math" xmlns:v="urn:schemas-microsoft-com:vml" xmlns:wp14="http://schemas.microsoft.com/office/word/2010/wordprocessingDrawing" xmlns:wp="http://schemas.openxmlformats.org/drawingml/2006/wordprocessingDrawing" xmlns:w10="urn:schemas-microsoft-com:office:word" xmlns:w="http://schemas.openxmlformats.org/wordprocessingml/2006/main" xmlns:w14="http://schemas.microsoft.com/office/word/2010/wordml" xmlns:w15="http://schemas.microsoft.com/office/word/2012/wordml" xmlns:w16cex="http://schemas.microsoft.com/office/word/2018/wordml/cex" xmlns:w16cid="http://schemas.microsoft.com/office/word/2016/wordml/cid" xmlns:w16="http://schemas.microsoft.com/office/word/2018/wordml" xmlns:w16du="http://schemas.microsoft.com/office/word/2023/wordml/word16du" xmlns:w16sdtdh="http://schemas.microsoft.com/office/word/2020/wordml/sdtdatahash" xmlns:w16sdtfl="http://schemas.microsoft.com/office/word/2024/wordml/sdtformatlock" xmlns:w16se="http://schemas.microsoft.com/office/word/2015/wordml/symex" xmlns:wpg="http://schemas.microsoft.com/office/word/2010/wordprocessingGroup" xmlns:wpi="http://schemas.microsoft.com/office/word/2010/wordprocessingInk" xmlns:wne="http://schemas.microsoft.com/office/word/2006/wordml" xmlns:wps="http://schemas.microsoft.com/office/word/2010/wordprocessingShape" mc:Ignorable="w14 w15 w16se w16cid w16 w16cex w16sdtdh w16sdtfl w16du wp14">
+<w:numbering xmlns:wpc="http://schemas.microsoft.com/office/word/2010/wordprocessingCanvas" xmlns:cx="http://schemas.microsoft.com/office/drawing/2014/chartex" xmlns:cx1="http://schemas.microsoft.com/office/drawing/2015/9/8/chartex" xmlns:cx2="http://schemas.microsoft.com/office/drawing/2015/10/21/chartex" xmlns:cx3="http://schemas.microsoft.com/office/drawing/2016/5/9/chartex" xmlns:cx4="http://schemas.microsoft.com/office/drawing/2016/5/10/chartex" xmlns:cx5="http://schemas.microsoft.com/office/drawing/2016/5/11/chartex" xmlns:cx6="http://schemas.microsoft.com/office/drawing/2016/5/12/chartex" xmlns:cx7="http://schemas.microsoft.com/office/drawing/2016/5/13/chartex" xmlns:cx8="http://schemas.microsoft.com/office/drawing/2016/5/14/chartex" xmlns:mc="http://schemas.openxmlformats.org/markup-compatibility/2006" xmlns:aink="http://schemas.microsoft.com/office/drawing/2016/ink" xmlns:am3d="http://schemas.microsoft.com/office/drawing/2017/model3d" xmlns:o="urn:schemas-microsoft-com:office:office" xmlns:oel="http://schemas.microsoft.com/office/2019/extlst" xmlns:r="http://schemas.openxmlformats.org/officeDocument/2006/relationships" xmlns:m="http://schemas.openxmlformats.org/officeDocument/2006/math" xmlns:v="urn:schemas-microsoft-com:vml" xmlns:wp14="http://schemas.microsoft.com/office/word/2010/wordprocessingDrawing" xmlns:wp="http://schemas.openxmlformats.org/drawingml/2006/wordprocessingDrawing" xmlns:w10="urn:schemas-microsoft-com:office:word" xmlns:w="http://schemas.openxmlformats.org/wordprocessingml/2006/main" xmlns:w14="http://schemas.microsoft.com/office/word/2010/wordml" xmlns:w15="http://schemas.microsoft.com/office/word/2012/wordml" xmlns:w16cex="http://schemas.microsoft.com/office/word/2018/wordml/cex" xmlns:w16cid="http://schemas.microsoft.com/office/word/2016/wordml/cid" xmlns:w16="http://schemas.microsoft.com/office/word/2018/wordml" xmlns:w16sdtdh="http://schemas.microsoft.com/office/word/2020/wordml/sdtdatahash" xmlns:w16se="http://schemas.microsoft.com/office/word/2015/wordml/symex" xmlns:wpg="http://schemas.microsoft.com/office/word/2010/wordprocessingGroup" xmlns:wpi="http://schemas.microsoft.com/office/word/2010/wordprocessingInk" xmlns:wne="http://schemas.microsoft.com/office/word/2006/wordml" xmlns:wps="http://schemas.microsoft.com/office/word/2010/wordprocessingShape" mc:Ignorable="w14 w15 w16se w16cid w16 w16cex w16sdtdh wp14">
   <w:abstractNum w:abstractNumId="0" w15:restartNumberingAfterBreak="0">
     <w:nsid w:val="00000001"/>
     <w:multiLevelType w:val="multilevel"/>
@@ -45546,7 +45457,7 @@
 </file>
 
 <file path=word/styles.xml><?xml version="1.0" encoding="utf-8"?>
-<w:styles xmlns:mc="http://schemas.openxmlformats.org/markup-compatibility/2006" xmlns:r="http://schemas.openxmlformats.org/officeDocument/2006/relationships" xmlns:w="http://schemas.openxmlformats.org/wordprocessingml/2006/main" xmlns:w14="http://schemas.microsoft.com/office/word/2010/wordml" xmlns:w15="http://schemas.microsoft.com/office/word/2012/wordml" xmlns:w16cex="http://schemas.microsoft.com/office/word/2018/wordml/cex" xmlns:w16cid="http://schemas.microsoft.com/office/word/2016/wordml/cid" xmlns:w16="http://schemas.microsoft.com/office/word/2018/wordml" xmlns:w16du="http://schemas.microsoft.com/office/word/2023/wordml/word16du" xmlns:w16sdtdh="http://schemas.microsoft.com/office/word/2020/wordml/sdtdatahash" xmlns:w16sdtfl="http://schemas.microsoft.com/office/word/2024/wordml/sdtformatlock" xmlns:w16se="http://schemas.microsoft.com/office/word/2015/wordml/symex" mc:Ignorable="w14 w15 w16se w16cid w16 w16cex w16sdtdh w16sdtfl w16du">
+<w:styles xmlns:mc="http://schemas.openxmlformats.org/markup-compatibility/2006" xmlns:r="http://schemas.openxmlformats.org/officeDocument/2006/relationships" xmlns:w="http://schemas.openxmlformats.org/wordprocessingml/2006/main" xmlns:w14="http://schemas.microsoft.com/office/word/2010/wordml" xmlns:w15="http://schemas.microsoft.com/office/word/2012/wordml" xmlns:w16cex="http://schemas.microsoft.com/office/word/2018/wordml/cex" xmlns:w16cid="http://schemas.microsoft.com/office/word/2016/wordml/cid" xmlns:w16="http://schemas.microsoft.com/office/word/2018/wordml" xmlns:w16sdtdh="http://schemas.microsoft.com/office/word/2020/wordml/sdtdatahash" xmlns:w16se="http://schemas.microsoft.com/office/word/2015/wordml/symex" mc:Ignorable="w14 w15 w16se w16cid w16 w16cex w16sdtdh">
   <w:docDefaults>
     <w:rPrDefault>
       <w:rPr>
